--- a/biupama-app-main/powerpoints/aantekeningen sammani/hepatitis.docx
+++ b/biupama-app-main/powerpoints/aantekeningen sammani/hepatitis.docx
@@ -10,36 +10,118 @@
     <w:p/>
     <w:p>
       <w:r>
-        <w:t>Maak een tabel met Hep A, B, C, D, E en de verschillen, behandeling, transmissie, prognose, kliniek</w:t>
+        <w:t xml:space="preserve">Maak een tabel met </w:t>
+      </w:r>
+      <w:proofErr w:type="spellStart"/>
+      <w:r>
+        <w:t>Hep</w:t>
+      </w:r>
+      <w:proofErr w:type="spellEnd"/>
+      <w:r>
+        <w:t xml:space="preserve"> A, B, C, D, E en de verschillen, behandeling, transmissie, prognose, kliniek</w:t>
       </w:r>
     </w:p>
     <w:p>
       <w:r>
-        <w:t xml:space="preserve">Ook tabelletje over de antistoffen core, surface en of je kijkt naar actief, chronisch of vaccinatie / combi’s / </w:t>
+        <w:t xml:space="preserve">Ook tabelletje over de antistoffen </w:t>
+      </w:r>
+      <w:proofErr w:type="spellStart"/>
+      <w:r>
+        <w:t>core</w:t>
+      </w:r>
+      <w:proofErr w:type="spellEnd"/>
+      <w:r>
+        <w:t xml:space="preserve">, </w:t>
+      </w:r>
+      <w:proofErr w:type="spellStart"/>
+      <w:r>
+        <w:t>surface</w:t>
+      </w:r>
+      <w:proofErr w:type="spellEnd"/>
+      <w:r>
+        <w:t xml:space="preserve"> en of je kijkt naar actief, chronisch of </w:t>
+      </w:r>
+      <w:proofErr w:type="gramStart"/>
+      <w:r>
+        <w:t>vaccinatie /</w:t>
+      </w:r>
+      <w:proofErr w:type="gramEnd"/>
+      <w:r>
+        <w:t xml:space="preserve"> </w:t>
+      </w:r>
+      <w:proofErr w:type="gramStart"/>
+      <w:r>
+        <w:t>combi’s /</w:t>
+      </w:r>
+      <w:proofErr w:type="gramEnd"/>
+      <w:r>
+        <w:t xml:space="preserve"> </w:t>
       </w:r>
     </w:p>
     <w:p/>
     <w:p>
-      <w:r>
-        <w:t>Hep C: scheermessen, tandarts in enedmisch gebied, bloed transfusie</w:t>
-      </w:r>
+      <w:proofErr w:type="spellStart"/>
+      <w:r>
+        <w:t>Hep</w:t>
+      </w:r>
+      <w:proofErr w:type="spellEnd"/>
+      <w:r>
+        <w:t xml:space="preserve"> C: scheermessen, tandarts in </w:t>
+      </w:r>
+      <w:proofErr w:type="spellStart"/>
+      <w:r>
+        <w:t>enedmisch</w:t>
+      </w:r>
+      <w:proofErr w:type="spellEnd"/>
+      <w:r>
+        <w:t xml:space="preserve"> gebied, </w:t>
+      </w:r>
+      <w:proofErr w:type="gramStart"/>
+      <w:r>
+        <w:t>bloed transfusie</w:t>
+      </w:r>
+      <w:proofErr w:type="gramEnd"/>
       <w:r>
         <w:t xml:space="preserve">, HIV, </w:t>
       </w:r>
     </w:p>
     <w:p>
       <w:r>
-        <w:t xml:space="preserve">Met immuuncompromisatie klaren het minder goed. Daarom 55% chronisch. Daarvan 30% cirrose, en daarvan 1-4% per jaar kanker en 2-5% leverfalen. </w:t>
+        <w:t xml:space="preserve">Met </w:t>
+      </w:r>
+      <w:proofErr w:type="spellStart"/>
+      <w:r>
+        <w:t>immuuncompromisatie</w:t>
+      </w:r>
+      <w:proofErr w:type="spellEnd"/>
+      <w:r>
+        <w:t xml:space="preserve"> klaren het minder goed. Daarom 55% chronisch. Daarvan 30% cirrose, en daarvan 1-4% per jaar kanker en 2-5% leverfalen. </w:t>
       </w:r>
     </w:p>
     <w:p>
       <w:r>
-        <w:t>Sequelae hepatitiden: levercirrose &amp; leverfalen met de kliniek erbij</w:t>
+        <w:t xml:space="preserve">Sequelae </w:t>
+      </w:r>
+      <w:proofErr w:type="spellStart"/>
+      <w:r>
+        <w:t>hepatitiden</w:t>
+      </w:r>
+      <w:proofErr w:type="spellEnd"/>
+      <w:r>
+        <w:t>: levercirrose &amp; leverfalen met de kliniek erbij</w:t>
       </w:r>
     </w:p>
     <w:p>
       <w:r>
-        <w:t xml:space="preserve">Behandeling: 98% geneest! Iedereen kan relatief ‘simpel’ worden gnezen. Effecten op mortaliteit zijn enorm. </w:t>
+        <w:t xml:space="preserve">Behandeling: 98% geneest! Iedereen kan relatief ‘simpel’ worden </w:t>
+      </w:r>
+      <w:proofErr w:type="spellStart"/>
+      <w:r>
+        <w:t>gnezen</w:t>
+      </w:r>
+      <w:proofErr w:type="spellEnd"/>
+      <w:r>
+        <w:t xml:space="preserve">. Effecten op mortaliteit zijn enorm. </w:t>
       </w:r>
     </w:p>
     <w:p/>
@@ -48,7 +130,15 @@
         <w:t>(</w:t>
       </w:r>
       <w:r>
-        <w:t>Denk je aan overdracht aandoening SOA &lt;- dan ook naar hepatitiden testen</w:t>
+        <w:t xml:space="preserve">Denk je aan overdracht aandoening SOA &lt;- dan ook naar </w:t>
+      </w:r>
+      <w:proofErr w:type="spellStart"/>
+      <w:r>
+        <w:t>hepatitiden</w:t>
+      </w:r>
+      <w:proofErr w:type="spellEnd"/>
+      <w:r>
+        <w:t xml:space="preserve"> testen</w:t>
       </w:r>
       <w:r>
         <w:t>.)</w:t>
@@ -59,13 +149,117 @@
     </w:p>
     <w:p>
       <w:r>
-        <w:t>Iedereen uit oost europa: hep C</w:t>
+        <w:t xml:space="preserve">Iedereen uit oost </w:t>
+      </w:r>
+      <w:proofErr w:type="spellStart"/>
+      <w:r>
+        <w:t>europa</w:t>
+      </w:r>
+      <w:proofErr w:type="spellEnd"/>
+      <w:r>
+        <w:t xml:space="preserve">: </w:t>
+      </w:r>
+      <w:proofErr w:type="spellStart"/>
+      <w:r>
+        <w:t>hep</w:t>
+      </w:r>
+      <w:proofErr w:type="spellEnd"/>
+      <w:r>
+        <w:t xml:space="preserve"> C</w:t>
       </w:r>
       <w:r>
         <w:t xml:space="preserve">, B </w:t>
       </w:r>
       <w:r>
         <w:t>en HIV test als AMA</w:t>
+      </w:r>
+    </w:p>
+    <w:p/>
+    <w:p>
+      <w:proofErr w:type="spellStart"/>
+      <w:r>
+        <w:t>Hep</w:t>
+      </w:r>
+      <w:proofErr w:type="spellEnd"/>
+      <w:r>
+        <w:t xml:space="preserve"> B: zelfde RF als </w:t>
+      </w:r>
+      <w:proofErr w:type="spellStart"/>
+      <w:r>
+        <w:t>hep</w:t>
+      </w:r>
+      <w:proofErr w:type="spellEnd"/>
+      <w:r>
+        <w:t xml:space="preserve"> C</w:t>
+      </w:r>
+    </w:p>
+    <w:p>
+      <w:r>
+        <w:t xml:space="preserve">Kans op chroniciteit &gt;&gt; hoe jonger, hoe meer kans op chronisch </w:t>
+      </w:r>
+      <w:proofErr w:type="spellStart"/>
+      <w:r>
+        <w:t>hep</w:t>
+      </w:r>
+      <w:proofErr w:type="spellEnd"/>
+      <w:r>
+        <w:t xml:space="preserve"> B (80%). Volwassenen klaren het zelf. Ouder/</w:t>
+      </w:r>
+      <w:proofErr w:type="spellStart"/>
+      <w:r>
+        <w:t>immuunsupressiva</w:t>
+      </w:r>
+      <w:proofErr w:type="spellEnd"/>
+      <w:r>
+        <w:t xml:space="preserve"> weer lager. </w:t>
+      </w:r>
+    </w:p>
+    <w:p>
+      <w:r>
+        <w:t xml:space="preserve">Link ook hiernaar: </w:t>
+      </w:r>
+      <w:hyperlink r:id="rId4" w:history="1">
+        <w:r>
+          <w:rPr>
+            <w:rStyle w:val="Hyperlink"/>
+          </w:rPr>
+          <w:t>https://www.hepb.org/prevention-and-diagnosis/diagnosis/understanding-your-test-results/</w:t>
+        </w:r>
+      </w:hyperlink>
+    </w:p>
+    <w:p/>
+    <w:p>
+      <w:proofErr w:type="spellStart"/>
+      <w:r>
+        <w:t>Hep</w:t>
+      </w:r>
+      <w:proofErr w:type="spellEnd"/>
+      <w:r>
+        <w:t xml:space="preserve"> B is levenslang durende behandeling; wel effectief maar geen resistentie tegen geneesmiddel. Ook bij therapie </w:t>
+      </w:r>
+      <w:proofErr w:type="spellStart"/>
+      <w:r>
+        <w:t>ontrouwheid</w:t>
+      </w:r>
+      <w:proofErr w:type="spellEnd"/>
+      <w:r>
+        <w:t xml:space="preserve">. 75% </w:t>
+      </w:r>
+      <w:proofErr w:type="spellStart"/>
+      <w:r>
+        <w:t>reversal</w:t>
+      </w:r>
+      <w:proofErr w:type="spellEnd"/>
+      <w:r>
+        <w:t xml:space="preserve"> van </w:t>
+      </w:r>
+      <w:proofErr w:type="spellStart"/>
+      <w:r>
+        <w:t>cirrhose</w:t>
+      </w:r>
+      <w:proofErr w:type="spellEnd"/>
+      <w:r>
+        <w:t xml:space="preserve">. </w:t>
       </w:r>
     </w:p>
     <w:p/>
@@ -998,6 +1192,29 @@
       <w:spacing w:val="5"/>
     </w:rPr>
   </w:style>
+  <w:style w:type="character" w:styleId="Hyperlink">
+    <w:name w:val="Hyperlink"/>
+    <w:basedOn w:val="Standaardalinea-lettertype"/>
+    <w:uiPriority w:val="99"/>
+    <w:unhideWhenUsed/>
+    <w:rsid w:val="004A10F7"/>
+    <w:rPr>
+      <w:color w:val="0563C1" w:themeColor="hyperlink"/>
+      <w:u w:val="single"/>
+    </w:rPr>
+  </w:style>
+  <w:style w:type="character" w:styleId="Onopgelostemelding">
+    <w:name w:val="Unresolved Mention"/>
+    <w:basedOn w:val="Standaardalinea-lettertype"/>
+    <w:uiPriority w:val="99"/>
+    <w:semiHidden/>
+    <w:unhideWhenUsed/>
+    <w:rsid w:val="004A10F7"/>
+    <w:rPr>
+      <w:color w:val="605E5C"/>
+      <w:shd w:val="clear" w:color="auto" w:fill="E1DFDD"/>
+    </w:rPr>
+  </w:style>
 </w:styles>
 </file>
 

--- a/biupama-app-main/powerpoints/aantekeningen sammani/hepatitis.docx
+++ b/biupama-app-main/powerpoints/aantekeningen sammani/hepatitis.docx
@@ -227,7 +227,6 @@
         </w:r>
       </w:hyperlink>
     </w:p>
-    <w:p/>
     <w:p>
       <w:proofErr w:type="spellStart"/>
       <w:r>
